--- a/L2C-System-Status/CiC_L2C_Phase_Status_V1.2.docx
+++ b/L2C-System-Status/CiC_L2C_Phase_Status_V1.2.docx
@@ -365,7 +365,7 @@
                 <w:b w:val="0"/>
                 <w:sz w:val="20"/>
               </w:rPr>
-              <w:t>Early Communal</w:t>
+              <w:t xml:space="preserve">The House-Churches</w:t>
             </w:r>
           </w:p>
         </w:tc>
@@ -381,7 +381,7 @@
                 <w:b w:val="0"/>
                 <w:sz w:val="20"/>
               </w:rPr>
-              <w:t>communal</w:t>
+              <w:t xml:space="preserve">post-apostolic-house-church</w:t>
             </w:r>
           </w:p>
         </w:tc>
@@ -397,7 +397,7 @@
                 <w:b w:val="0"/>
                 <w:sz w:val="20"/>
               </w:rPr>
-              <w:t>Not started</w:t>
+              <w:t xml:space="preserve">V7 complete</w:t>
             </w:r>
           </w:p>
         </w:tc>
@@ -413,7 +413,7 @@
                 <w:b w:val="0"/>
                 <w:sz w:val="20"/>
               </w:rPr>
-              <w:t>Not started</w:t>
+              <w:t xml:space="preserve">In production</w:t>
             </w:r>
           </w:p>
         </w:tc>
@@ -429,7 +429,7 @@
                 <w:b w:val="0"/>
                 <w:sz w:val="20"/>
               </w:rPr>
-              <w:t>Not started</w:t>
+              <w:t xml:space="preserve">Unconfirmed</w:t>
             </w:r>
           </w:p>
         </w:tc>
@@ -445,7 +445,7 @@
                 <w:b w:val="0"/>
                 <w:sz w:val="20"/>
               </w:rPr>
-              <w:t>Not started</w:t>
+              <w:t xml:space="preserve">Outstanding</w:t>
             </w:r>
           </w:p>
         </w:tc>
@@ -461,7 +461,7 @@
                 <w:b w:val="0"/>
                 <w:sz w:val="20"/>
               </w:rPr>
-              <w:t>No</w:t>
+              <w:t xml:space="preserve">Prototype Alpha</w:t>
             </w:r>
           </w:p>
         </w:tc>
@@ -479,7 +479,7 @@
                 <w:b w:val="0"/>
                 <w:sz w:val="20"/>
               </w:rPr>
-              <w:t>Alexandrian</w:t>
+              <w:t xml:space="preserve">Syriac Christianity</w:t>
             </w:r>
           </w:p>
         </w:tc>
@@ -495,7 +495,7 @@
                 <w:b w:val="0"/>
                 <w:sz w:val="20"/>
               </w:rPr>
-              <w:t>alex</w:t>
+              <w:t xml:space="preserve">syriac-edessa-nisibis</w:t>
             </w:r>
           </w:p>
         </w:tc>
@@ -511,7 +511,7 @@
                 <w:b w:val="0"/>
                 <w:sz w:val="20"/>
               </w:rPr>
-              <w:t>V7 complete</w:t>
+              <w:t xml:space="preserve">V7 complete</w:t>
             </w:r>
           </w:p>
         </w:tc>
@@ -527,7 +527,7 @@
                 <w:b w:val="0"/>
                 <w:sz w:val="20"/>
               </w:rPr>
-              <w:t>In production</w:t>
+              <w:t xml:space="preserve">In production</w:t>
             </w:r>
           </w:p>
         </w:tc>
@@ -543,7 +543,7 @@
                 <w:b w:val="0"/>
                 <w:sz w:val="20"/>
               </w:rPr>
-              <w:t>CLEARED</w:t>
+              <w:t xml:space="preserve">Unconfirmed</w:t>
             </w:r>
           </w:p>
         </w:tc>
@@ -559,7 +559,7 @@
                 <w:b w:val="0"/>
                 <w:sz w:val="20"/>
               </w:rPr>
-              <w:t>Outstanding</w:t>
+              <w:t xml:space="preserve">Outstanding</w:t>
             </w:r>
           </w:p>
         </w:tc>
@@ -575,7 +575,7 @@
                 <w:b w:val="0"/>
                 <w:sz w:val="20"/>
               </w:rPr>
-              <w:t>Prototype Alpha (solo)</w:t>
+              <w:t xml:space="preserve">Prototype Alpha</w:t>
             </w:r>
           </w:p>
         </w:tc>
@@ -593,7 +593,7 @@
                 <w:b w:val="0"/>
                 <w:sz w:val="20"/>
               </w:rPr>
-              <w:t>Desert Christianity</w:t>
+              <w:t xml:space="preserve">Desert Fathers and Mothers</w:t>
             </w:r>
           </w:p>
         </w:tc>
@@ -609,7 +609,7 @@
                 <w:b w:val="0"/>
                 <w:sz w:val="20"/>
               </w:rPr>
-              <w:t>desert</w:t>
+              <w:t xml:space="preserve">desert-monasticism</w:t>
             </w:r>
           </w:p>
         </w:tc>
@@ -625,7 +625,7 @@
                 <w:b w:val="0"/>
                 <w:sz w:val="20"/>
               </w:rPr>
-              <w:t>Not started</w:t>
+              <w:t xml:space="preserve">V7 complete, not Frozen</w:t>
             </w:r>
           </w:p>
         </w:tc>
@@ -641,7 +641,7 @@
                 <w:b w:val="0"/>
                 <w:sz w:val="20"/>
               </w:rPr>
-              <w:t>Not started</w:t>
+              <w:t xml:space="preserve">In production</w:t>
             </w:r>
           </w:p>
         </w:tc>
@@ -657,7 +657,7 @@
                 <w:b w:val="0"/>
                 <w:sz w:val="20"/>
               </w:rPr>
-              <w:t>Not started</w:t>
+              <w:t xml:space="preserve">Unconfirmed</w:t>
             </w:r>
           </w:p>
         </w:tc>
@@ -673,7 +673,7 @@
                 <w:b w:val="0"/>
                 <w:sz w:val="20"/>
               </w:rPr>
-              <w:t>Not started</w:t>
+              <w:t xml:space="preserve">Outstanding</w:t>
             </w:r>
           </w:p>
         </w:tc>
@@ -689,7 +689,7 @@
                 <w:b w:val="0"/>
                 <w:sz w:val="20"/>
               </w:rPr>
-              <w:t>No</w:t>
+              <w:t xml:space="preserve">Prototype Alpha</w:t>
             </w:r>
           </w:p>
         </w:tc>
@@ -707,7 +707,7 @@
                 <w:b w:val="0"/>
                 <w:sz w:val="20"/>
               </w:rPr>
-              <w:t>Nicene-Cappadocian</w:t>
+              <w:t xml:space="preserve">The Bethlehem Circle (Hieronymian)</w:t>
             </w:r>
           </w:p>
         </w:tc>
@@ -723,7 +723,7 @@
                 <w:b w:val="0"/>
                 <w:sz w:val="20"/>
               </w:rPr>
-              <w:t>cappadocian</w:t>
+              <w:t xml:space="preserve">hieronymian-ascetic-literary</w:t>
             </w:r>
           </w:p>
         </w:tc>
@@ -739,7 +739,7 @@
                 <w:b w:val="0"/>
                 <w:sz w:val="20"/>
               </w:rPr>
-              <w:t>Not started</w:t>
+              <w:t xml:space="preserve">V7 complete</w:t>
             </w:r>
           </w:p>
         </w:tc>
@@ -755,7 +755,7 @@
                 <w:b w:val="0"/>
                 <w:sz w:val="20"/>
               </w:rPr>
-              <w:t>Not started</w:t>
+              <w:t xml:space="preserve">In production -- deployed Permanent Prompt has undocumented drift from the reviewed World-Builds record, flagged 2026-07-19, unresolved</w:t>
             </w:r>
           </w:p>
         </w:tc>
@@ -771,7 +771,7 @@
                 <w:b w:val="0"/>
                 <w:sz w:val="20"/>
               </w:rPr>
-              <w:t>Not started</w:t>
+              <w:t xml:space="preserve">Unconfirmed</w:t>
             </w:r>
           </w:p>
         </w:tc>
@@ -787,7 +787,7 @@
                 <w:b w:val="0"/>
                 <w:sz w:val="20"/>
               </w:rPr>
-              <w:t>Not started</w:t>
+              <w:t xml:space="preserve">Outstanding</w:t>
             </w:r>
           </w:p>
         </w:tc>
@@ -803,7 +803,7 @@
                 <w:b w:val="0"/>
                 <w:sz w:val="20"/>
               </w:rPr>
-              <w:t>No</w:t>
+              <w:t xml:space="preserve">Prototype Alpha</w:t>
             </w:r>
           </w:p>
         </w:tc>
@@ -821,7 +821,7 @@
                 <w:b w:val="0"/>
                 <w:sz w:val="20"/>
               </w:rPr>
-              <w:t>Early Latin</w:t>
+              <w:t xml:space="preserve">Alexandria</w:t>
             </w:r>
           </w:p>
         </w:tc>
@@ -837,7 +837,7 @@
                 <w:b w:val="0"/>
                 <w:sz w:val="20"/>
               </w:rPr>
-              <w:t>latin</w:t>
+              <w:t xml:space="preserve">alexandria-catechetical-school</w:t>
             </w:r>
           </w:p>
         </w:tc>
@@ -853,7 +853,7 @@
                 <w:b w:val="0"/>
                 <w:sz w:val="20"/>
               </w:rPr>
-              <w:t>Not started</w:t>
+              <w:t xml:space="preserve">V7 complete</w:t>
             </w:r>
           </w:p>
         </w:tc>
@@ -869,7 +869,7 @@
                 <w:b w:val="0"/>
                 <w:sz w:val="20"/>
               </w:rPr>
-              <w:t>Not started</w:t>
+              <w:t xml:space="preserve">NOT deployed -- confirmed absent from world_manifest.py and cic-poc/backend/data/ as of 2026-07-19, despite a prior Dashboard entry claiming installation</w:t>
             </w:r>
           </w:p>
         </w:tc>
@@ -885,7 +885,7 @@
                 <w:b w:val="0"/>
                 <w:sz w:val="20"/>
               </w:rPr>
-              <w:t>Not started</w:t>
+              <w:t xml:space="preserve">CLEARED (2026-07-17, Coptic Orthodox Church)</w:t>
             </w:r>
           </w:p>
         </w:tc>
@@ -901,7 +901,7 @@
                 <w:b w:val="0"/>
                 <w:sz w:val="20"/>
               </w:rPr>
-              <w:t>Not started</w:t>
+              <w:t xml:space="preserve">Outstanding</w:t>
             </w:r>
           </w:p>
         </w:tc>
@@ -917,7 +917,121 @@
                 <w:b w:val="0"/>
                 <w:sz w:val="20"/>
               </w:rPr>
-              <w:t>No</w:t>
+              <w:t xml:space="preserve">No</w:t>
+            </w:r>
+          </w:p>
+        </w:tc>
+      </w:tr>
+      <w:tr>
+        <w:tc>
+          <w:tcPr>
+            <w:tcW w:type="dxa" w:w="1234"/>
+          </w:tcPr>
+          <w:p>
+            <w:r/>
+            <w:r>
+              <w:rPr>
+                <w:rFonts w:ascii="Arial" w:hAnsi="Arial"/>
+                <w:b w:val="0"/>
+                <w:sz w:val="20"/>
+              </w:rPr>
+              <w:t xml:space="preserve">Imperial and Juridical Christianity</w:t>
+            </w:r>
+          </w:p>
+        </w:tc>
+        <w:tc>
+          <w:tcPr>
+            <w:tcW w:type="dxa" w:w="1234"/>
+          </w:tcPr>
+          <w:p>
+            <w:r/>
+            <w:r>
+              <w:rPr>
+                <w:rFonts w:ascii="Arial" w:hAnsi="Arial"/>
+                <w:b w:val="0"/>
+                <w:sz w:val="20"/>
+              </w:rPr>
+              <w:t xml:space="preserve">imperial-juridical-christianity</w:t>
+            </w:r>
+          </w:p>
+        </w:tc>
+        <w:tc>
+          <w:tcPr>
+            <w:tcW w:type="dxa" w:w="1234"/>
+          </w:tcPr>
+          <w:p>
+            <w:r/>
+            <w:r>
+              <w:rPr>
+                <w:rFonts w:ascii="Arial" w:hAnsi="Arial"/>
+                <w:b w:val="0"/>
+                <w:sz w:val="20"/>
+              </w:rPr>
+              <w:t xml:space="preserve">Not started -- Step 0/Doc_01 build thread launched 2026-07-19</w:t>
+            </w:r>
+          </w:p>
+        </w:tc>
+        <w:tc>
+          <w:tcPr>
+            <w:tcW w:type="dxa" w:w="1234"/>
+          </w:tcPr>
+          <w:p>
+            <w:r/>
+            <w:r>
+              <w:rPr>
+                <w:rFonts w:ascii="Arial" w:hAnsi="Arial"/>
+                <w:b w:val="0"/>
+                <w:sz w:val="20"/>
+              </w:rPr>
+              <w:t xml:space="preserve">Not started</w:t>
+            </w:r>
+          </w:p>
+        </w:tc>
+        <w:tc>
+          <w:tcPr>
+            <w:tcW w:type="dxa" w:w="1234"/>
+          </w:tcPr>
+          <w:p>
+            <w:r/>
+            <w:r>
+              <w:rPr>
+                <w:rFonts w:ascii="Arial" w:hAnsi="Arial"/>
+                <w:b w:val="0"/>
+                <w:sz w:val="20"/>
+              </w:rPr>
+              <w:t xml:space="preserve">Unconfirmed</w:t>
+            </w:r>
+          </w:p>
+        </w:tc>
+        <w:tc>
+          <w:tcPr>
+            <w:tcW w:type="dxa" w:w="1234"/>
+          </w:tcPr>
+          <w:p>
+            <w:r/>
+            <w:r>
+              <w:rPr>
+                <w:rFonts w:ascii="Arial" w:hAnsi="Arial"/>
+                <w:b w:val="0"/>
+                <w:sz w:val="20"/>
+              </w:rPr>
+              <w:t xml:space="preserve">Outstanding</w:t>
+            </w:r>
+          </w:p>
+        </w:tc>
+        <w:tc>
+          <w:tcPr>
+            <w:tcW w:type="dxa" w:w="1234"/>
+          </w:tcPr>
+          <w:p>
+            <w:r/>
+            <w:r>
+              <w:rPr>
+                <w:rFonts w:ascii="Arial" w:hAnsi="Arial"/>
+                <w:b w:val="0"/>
+                <w:sz w:val="20"/>
+              </w:rPr>
+              <w:t xml:space="preserve">No</w:t>
             </w:r>
           </w:p>
         </w:tc>
